--- a/1o semestre/PSI0121 - Circuitos 1.docx
+++ b/1o semestre/PSI0121 - Circuitos 1.docx
@@ -3048,7 +3048,23 @@
                 <w:i/>
                 <w:color w:val="000000"/>
               </w:rPr>
-              <w:t>Electronic and Computational Sistems Engineering</w:t>
+              <w:t>Electronic and Computational S</w:t>
+            </w:r>
+            <w:r>
+              <w:rPr>
+                <w:rFonts w:ascii="Arial" w:eastAsia="Arial" w:hAnsi="Arial" w:cs="Arial"/>
+                <w:i/>
+                <w:color w:val="000000"/>
+              </w:rPr>
+              <w:t>y</w:t>
+            </w:r>
+            <w:r>
+              <w:rPr>
+                <w:rFonts w:ascii="Arial" w:eastAsia="Arial" w:hAnsi="Arial" w:cs="Arial"/>
+                <w:i/>
+                <w:color w:val="000000"/>
+              </w:rPr>
+              <w:t>stems Engineering</w:t>
             </w:r>
           </w:p>
           <w:p>
@@ -4615,6 +4631,12 @@
             <w:r>
               <w:rPr>
                 <w:rStyle w:val="fontstyle01"/>
+                <w:lang w:val="en-GB"/>
+                <w:rPrChange w:id="5" w:author="Gustavo Rehder [2]" w:date="2026-03-24T17:22:00Z" w16du:dateUtc="2026-03-24T20:22:00Z">
+                  <w:rPr>
+                    <w:rStyle w:val="fontstyle01"/>
+                  </w:rPr>
+                </w:rPrChange>
               </w:rPr>
               <w:t xml:space="preserve">II, 2a. Ed., 2004, Ed. </w:t>
             </w:r>
@@ -5639,6 +5661,9 @@
   </w15:person>
   <w15:person w15:author="Antonio Verri">
     <w15:presenceInfo w15:providerId="Windows Live" w15:userId="562722b46cf6c64d"/>
+  </w15:person>
+  <w15:person w15:author="Gustavo Rehder [2]">
+    <w15:presenceInfo w15:providerId="AD" w15:userId="S::gprehder@usp.br::de04bce1-db15-4b43-9923-e572d3bbc8f7"/>
   </w15:person>
 </w15:people>
 </file>
@@ -6794,28 +6819,28 @@
 </file>
 
 <file path=customXml/item1.xml><?xml version="1.0" encoding="utf-8"?>
+<b:Sources xmlns:b="http://schemas.openxmlformats.org/officeDocument/2006/bibliography" xmlns="http://schemas.openxmlformats.org/officeDocument/2006/bibliography" SelectedStyle="\APASixthEditionOfficeOnline.xsl" StyleName="APA" Version="6"/>
+</file>
+
+<file path=customXml/item2.xml><?xml version="1.0" encoding="utf-8"?>
 <go:gDocsCustomXmlDataStorage xmlns:go="http://customooxmlschemas.google.com/" xmlns:r="http://schemas.openxmlformats.org/officeDocument/2006/relationships" uri="GoogleDocsCustomDataVersion2">
   <go:docsCustomData xmlns:go="http://customooxmlschemas.google.com/" roundtripDataSignature="AMtx7mgTFwuslHIx7QfZgj3CPOsOWlkgYQ==">CgMxLjAyDmgueDNxNWRobnY0N2c5Mg1oLmFuaTdwOXk5MjltMg5oLjhibHk1dHU0cHVhdjgAciExenVLZlg0VGRERkMxalJQYzFtb1pQWUZtdjFZcF94Mnc=</go:docsCustomData>
 </go:gDocsCustomXmlDataStorage>
 </file>
 
-<file path=customXml/item2.xml><?xml version="1.0" encoding="utf-8"?>
-<b:Sources xmlns:b="http://schemas.openxmlformats.org/officeDocument/2006/bibliography" xmlns="http://schemas.openxmlformats.org/officeDocument/2006/bibliography" SelectedStyle="\APASixthEditionOfficeOnline.xsl" StyleName="APA" Version="6"/>
+<file path=customXml/itemProps1.xml><?xml version="1.0" encoding="utf-8"?>
+<ds:datastoreItem xmlns:ds="http://schemas.openxmlformats.org/officeDocument/2006/customXml" ds:itemID="{94D5B897-A9C5-4E08-9BB7-C477F91B8A41}">
+  <ds:schemaRefs>
+    <ds:schemaRef ds:uri="http://schemas.openxmlformats.org/officeDocument/2006/bibliography"/>
+  </ds:schemaRefs>
+</ds:datastoreItem>
 </file>
 
-<file path=customXml/itemProps1.xml><?xml version="1.0" encoding="utf-8"?>
+<file path=customXml/itemProps2.xml><?xml version="1.0" encoding="utf-8"?>
 <ds:datastoreItem xmlns:ds="http://schemas.openxmlformats.org/officeDocument/2006/customXml" ds:itemID="{11111111-1234-1234-1234-123412341234}">
   <ds:schemaRefs>
     <ds:schemaRef ds:uri="http://customooxmlschemas.google.com/"/>
     <ds:schemaRef ds:uri="http://schemas.openxmlformats.org/officeDocument/2006/relationships"/>
   </ds:schemaRefs>
 </ds:datastoreItem>
-</file>
-
-<file path=customXml/itemProps2.xml><?xml version="1.0" encoding="utf-8"?>
-<ds:datastoreItem xmlns:ds="http://schemas.openxmlformats.org/officeDocument/2006/customXml" ds:itemID="{94D5B897-A9C5-4E08-9BB7-C477F91B8A41}">
-  <ds:schemaRefs>
-    <ds:schemaRef ds:uri="http://schemas.openxmlformats.org/officeDocument/2006/bibliography"/>
-  </ds:schemaRefs>
-</ds:datastoreItem>
 </file>